--- a/policies/eu/downloads/EU_source_register.docx
+++ b/policies/eu/downloads/EU_source_register.docx
@@ -2503,6 +2503,116 @@
           <w:szCs w:val="21"/>
         </w:rPr>
         <w:t xml:space="preserve">No provision cited in this set has been reviewed by qualified counsel. These documents are educational templates and do not constitute legal advice.</w:t>
+      </w:r>
+    </w:p>
+    <w:p>
+      <w:pPr>
+        <w:keepNext/>
+        <w:pBdr>
+          <w:bottom w:val="single" w:color="9DB9E8" w:sz="4" w:space="3"/>
+        </w:pBdr>
+        <w:spacing w:after="100" w:before="260"/>
+      </w:pPr>
+      <w:r>
+        <w:rPr>
+          <w:rFonts w:ascii="Calibri" w:cs="Calibri" w:eastAsia="Calibri" w:hAnsi="Calibri"/>
+          <w:b/>
+          <w:bCs/>
+          <w:color w:val="2E5AAC"/>
+          <w:sz w:val="26"/>
+          <w:szCs w:val="26"/>
+        </w:rPr>
+        <w:t xml:space="preserve">9. ADDENDUM 31 August 2026 - three gaps closed</w:t>
+      </w:r>
+    </w:p>
+    <w:p>
+      <w:pPr>
+        <w:pStyle w:val="ListParagraph"/>
+        <w:numPr>
+          <w:ilvl w:val="0"/>
+          <w:numId w:val="2"/>
+        </w:numPr>
+        <w:spacing w:after="70"/>
+      </w:pPr>
+      <w:r>
+        <w:rPr>
+          <w:rFonts w:ascii="Calibri" w:cs="Calibri" w:eastAsia="Calibri" w:hAnsi="Calibri"/>
+          <w:b/>
+          <w:bCs/>
+          <w:color w:val="333A45"/>
+          <w:sz w:val="21"/>
+          <w:szCs w:val="21"/>
+        </w:rPr>
+        <w:t xml:space="preserve">Annex III</w:t>
+      </w:r>
+      <w:r>
+        <w:rPr>
+          <w:rFonts w:ascii="Calibri" w:cs="Calibri" w:eastAsia="Calibri" w:hAnsi="Calibri"/>
+          <w:color w:val="333A45"/>
+          <w:sz w:val="21"/>
+          <w:szCs w:val="21"/>
+        </w:rPr>
+        <w:t xml:space="preserve"> (section 3, row 2): read item by item in the consolidated text on 31 August 2026. All eight areas base text - the omnibus did not amend the Annex. Policy 12.1 upgraded from "expected" to the verified listing with the Article 6(3) derogation caveat. Reading recorded in the research note addendum.</w:t>
+      </w:r>
+    </w:p>
+    <w:p>
+      <w:pPr>
+        <w:pStyle w:val="ListParagraph"/>
+        <w:numPr>
+          <w:ilvl w:val="0"/>
+          <w:numId w:val="2"/>
+        </w:numPr>
+        <w:spacing w:after="70"/>
+      </w:pPr>
+      <w:r>
+        <w:rPr>
+          <w:rFonts w:ascii="Calibri" w:cs="Calibri" w:eastAsia="Calibri" w:hAnsi="Calibri"/>
+          <w:b/>
+          <w:bCs/>
+          <w:color w:val="333A45"/>
+          <w:sz w:val="21"/>
+          <w:szCs w:val="21"/>
+        </w:rPr>
+        <w:t xml:space="preserve">A current GDPR consolidation</w:t>
+      </w:r>
+      <w:r>
+        <w:rPr>
+          <w:rFonts w:ascii="Calibri" w:cs="Calibri" w:eastAsia="Calibri" w:hAnsi="Calibri"/>
+          <w:color w:val="333A45"/>
+          <w:sz w:val="21"/>
+          <w:szCs w:val="21"/>
+        </w:rPr>
+        <w:t xml:space="preserve"> (section 3, row 3): currency settled - the consolidated version of 4 May 2016 remains current, and the data-side Digital Omnibus proposals amending the GDPR were not adopted as at 31 August 2026 (the adopted Regulation (EU) 2026/1744 amends the AI Act, aviation and machinery regulations only, per its held text). Web sources used solely to confirm no amending act exists to obtain.</w:t>
+      </w:r>
+    </w:p>
+    <w:p>
+      <w:pPr>
+        <w:pStyle w:val="ListParagraph"/>
+        <w:numPr>
+          <w:ilvl w:val="0"/>
+          <w:numId w:val="2"/>
+        </w:numPr>
+        <w:spacing w:after="70"/>
+      </w:pPr>
+      <w:r>
+        <w:rPr>
+          <w:rFonts w:ascii="Calibri" w:cs="Calibri" w:eastAsia="Calibri" w:hAnsi="Calibri"/>
+          <w:b/>
+          <w:bCs/>
+          <w:color w:val="333A45"/>
+          <w:sz w:val="21"/>
+          <w:szCs w:val="21"/>
+        </w:rPr>
+        <w:t xml:space="preserve">Member State data protection law</w:t>
+      </w:r>
+      <w:r>
+        <w:rPr>
+          <w:rFonts w:ascii="Calibri" w:cs="Calibri" w:eastAsia="Calibri" w:hAnsi="Calibri"/>
+          <w:color w:val="333A45"/>
+          <w:sz w:val="21"/>
+          <w:szCs w:val="21"/>
+        </w:rPr>
+        <w:t xml:space="preserve"> (section 3, row 4): the overlay is now stated and scoped in the research note - what national law can add, and that per-state mapping is deliberately deferred to the comparison matrix. No national provision is asserted.</w:t>
       </w:r>
     </w:p>
     <w:sectPr>
